--- a/All_Books/09 THOUSAND LIVES/Word vervion/THOUSAND_LIVES_fr_A6.docx
+++ b/All_Books/09 THOUSAND LIVES/Word vervion/THOUSAND_LIVES_fr_A6.docx
@@ -4597,39 +4597,8 @@
           <w:szCs w:val="32"/>
         </w:rPr>
       </w:pPr>
-      <w:r>
-        <w:rPr>
-          <w:rFonts w:ascii="Palatino Linotype" w:hAnsi="Palatino Linotype" w:cs="Palatino Linotype"/>
-          <w:i/>
-          <w:iCs/>
-          <w:sz w:val="32"/>
-          <w:szCs w:val="32"/>
-        </w:rPr>
-        <w:t xml:space="preserve">[Note du traducteur : La section suivante du texte source, « Những Trận Đánh </w:t>
-      </w:r>
-      <w:r>
-        <w:rPr>
-          <w:rFonts w:ascii="Palatino Linotype" w:hAnsi="Palatino Linotype" w:cs="Palatino Linotype"/>
-          <w:i/>
-          <w:iCs/>
-          <w:sz w:val="32"/>
-          <w:szCs w:val="32"/>
-        </w:rPr>
-        <w:lastRenderedPageBreak/>
-        <w:t>Khốc Liệt », est une version alternative et moins détaillée de la bataille qui est décrite de manière plus complète et dramatique dans la section « Sa Bẫy và Cái Chết Bi Tráng ». Conformément aux bonnes pratiques éditoriales visant à éviter les redondances, seule la version la plus complète et la plus aboutie sera présentée ici.]</w:t>
-      </w:r>
-    </w:p>
-    <w:p>
-      <w:pPr>
-        <w:pStyle w:val="NormalWeb"/>
-        <w:rPr>
-          <w:rFonts w:ascii="Palatino Linotype" w:hAnsi="Palatino Linotype" w:cs="Palatino Linotype"/>
-          <w:i/>
-          <w:iCs/>
-          <w:sz w:val="32"/>
-          <w:szCs w:val="32"/>
-        </w:rPr>
-      </w:pPr>
+      <w:bookmarkStart w:id="0" w:name="_GoBack"/>
+      <w:bookmarkEnd w:id="0"/>
     </w:p>
     <w:p>
       <w:pPr>
@@ -4648,6 +4617,7 @@
           <w:sz w:val="40"/>
           <w:szCs w:val="40"/>
         </w:rPr>
+        <w:lastRenderedPageBreak/>
         <w:t>Le Piège et la Mort Héroïque :</w:t>
       </w:r>
     </w:p>
@@ -4666,91 +4636,97 @@
           <w:sz w:val="32"/>
           <w:szCs w:val="32"/>
         </w:rPr>
-        <w:t xml:space="preserve">Cependant, l'impasse prolongée commençait à me rendre impatient. Un jour, des éclaireurs ont rapporté </w:t>
-      </w:r>
-      <w:r>
-        <w:rPr>
-          <w:rFonts w:ascii="Palatino Linotype" w:hAnsi="Palatino Linotype" w:cs="Palatino Linotype"/>
-          <w:sz w:val="32"/>
-          <w:szCs w:val="32"/>
-        </w:rPr>
-        <w:lastRenderedPageBreak/>
-        <w:t>que le Roi Serpent semblait blessé et tentait de s'enfuir vers les montagnes sous-marines dangereuses avec un petit groupe d'environ vingt individus. Croyant que c'était une occasion unique pour mettre fin à la guerre, j'ai pris une décision fatidique : me séparer de l'armée principale et ne diriger que plus de cinq cents guerriers d'élite, les plus agiles, pour une poursuite rapide. Nous nous sommes élancés avec ardeur, sans savoir que cette "fuite" apparente n'était qu'une mise en scène sophistiquée pour m'attirer dans un</w:t>
-      </w:r>
-      <w:bookmarkStart w:id="0" w:name="_GoBack"/>
-      <w:bookmarkEnd w:id="0"/>
-      <w:r>
-        <w:rPr>
-          <w:rFonts w:ascii="Palatino Linotype" w:hAnsi="Palatino Linotype" w:cs="Palatino Linotype"/>
-          <w:sz w:val="32"/>
-          <w:szCs w:val="32"/>
-        </w:rPr>
-        <w:t xml:space="preserve"> piège mortel.</w:t>
-      </w:r>
-    </w:p>
-    <w:p>
-      <w:pPr>
-        <w:pStyle w:val="NormalWeb"/>
-        <w:rPr>
-          <w:rFonts w:ascii="Palatino Linotype" w:hAnsi="Palatino Linotype" w:cs="Palatino Linotype"/>
-          <w:sz w:val="32"/>
-          <w:szCs w:val="32"/>
-        </w:rPr>
-      </w:pPr>
-      <w:r>
-        <w:rPr>
-          <w:rFonts w:ascii="Palatino Linotype" w:hAnsi="Palatino Linotype" w:cs="Palatino Linotype"/>
-          <w:sz w:val="32"/>
-          <w:szCs w:val="32"/>
-        </w:rPr>
-        <w:lastRenderedPageBreak/>
-        <w:t>Lorsque mon armée approcha de la zone frontalière, nous n'avons en effet repéré qu'un groupe d'une vingtaine de Rois-Serpents, conformément au rapport. Ils semblaient plutôt « timides » face à notre force. J'ai ordonné à une centaine de soldats d'engager le combat. La bataille fut rapide et nous avons clairement pris le dessus. Cette horde de serpents, après quelques faibles attaques, a commencé à battre en retraite tout en combattant, se dirigeant rapidement vers les montagnes sous-marines escarpées.</w:t>
-      </w:r>
-    </w:p>
-    <w:p>
-      <w:pPr>
-        <w:pStyle w:val="NormalWeb"/>
-        <w:rPr>
-          <w:rFonts w:ascii="Palatino Linotype" w:hAnsi="Palatino Linotype" w:cs="Palatino Linotype"/>
-          <w:sz w:val="32"/>
-          <w:szCs w:val="32"/>
-        </w:rPr>
-      </w:pPr>
-      <w:r>
-        <w:rPr>
-          <w:rFonts w:ascii="Palatino Linotype" w:hAnsi="Palatino Linotype" w:cs="Palatino Linotype"/>
-          <w:sz w:val="32"/>
-          <w:szCs w:val="32"/>
-        </w:rPr>
-        <w:lastRenderedPageBreak/>
-        <w:t>Le problème était que la vitesse des Rois-Serpents, lorsqu'ils voulaient vraiment fuir, était redoutable. La plupart de mes soldats, bien que courageux, peinaient à les rattraper sur le terrain complexe des fonds marins. Seul un petit nombre, dont moi-même et une trentaine des guerriers les plus d'élite, ceux dotés d'une forte force spirituelle ou de compétences de nage exceptionnelles, pouvions atteindre une vitesse comparable ou légèrement supérieure à la leur.</w:t>
-      </w:r>
-    </w:p>
-    <w:p>
-      <w:pPr>
-        <w:pStyle w:val="NormalWeb"/>
-        <w:rPr>
-          <w:rFonts w:ascii="Palatino Linotype" w:hAnsi="Palatino Linotype" w:cs="Palatino Linotype"/>
-          <w:sz w:val="32"/>
-          <w:szCs w:val="32"/>
-        </w:rPr>
-      </w:pPr>
-      <w:r>
-        <w:rPr>
-          <w:rFonts w:ascii="Palatino Linotype" w:hAnsi="Palatino Linotype" w:cs="Palatino Linotype"/>
-          <w:sz w:val="32"/>
-          <w:szCs w:val="32"/>
-        </w:rPr>
-        <w:t xml:space="preserve">En voyant les serpents tenter de s'échapper, et ne voulant pas </w:t>
-      </w:r>
-      <w:r>
-        <w:rPr>
-          <w:rFonts w:ascii="Palatino Linotype" w:hAnsi="Palatino Linotype" w:cs="Palatino Linotype"/>
-          <w:sz w:val="32"/>
-          <w:szCs w:val="32"/>
-        </w:rPr>
-        <w:lastRenderedPageBreak/>
-        <w:t>manquer l'occasion de les anéantir, une certaine précipitation s'est emparée de moi. Bien que je susse qu'il était dangereux de détacher un petit groupe pour la poursuite, je ne voyais pas d'autre plan viable pour les empêcher de fuir et de se regrouper. J'ai donc pris une décision : je mènerais personnellement ce groupe de trente hommes les plus rapides pour poursuivre ce groupe de serpents, tandis que le reste du corps d'armée suivrait en soutien.</w:t>
+        <w:t xml:space="preserve">Cependant, l'impasse prolongée commençait à me rendre impatient. Un jour, des éclaireurs ont rapporté que le Roi Serpent semblait blessé et tentait de s'enfuir vers les montagnes sous-marines dangereuses avec un petit groupe d'environ vingt individus. Croyant que c'était une occasion unique pour mettre fin à la guerre, j'ai pris une décision fatidique : me séparer de l'armée principale et ne diriger que plus de cinq cents guerriers d'élite, les plus agiles, pour une poursuite rapide. Nous nous sommes élancés avec </w:t>
+      </w:r>
+      <w:r>
+        <w:rPr>
+          <w:rFonts w:ascii="Palatino Linotype" w:hAnsi="Palatino Linotype" w:cs="Palatino Linotype"/>
+          <w:sz w:val="32"/>
+          <w:szCs w:val="32"/>
+        </w:rPr>
+        <w:lastRenderedPageBreak/>
+        <w:t>ardeur, sans savoir que cette "fuite" apparente n'était qu'une mise en scène sophistiquée pour m'attirer dans un piège mortel.</w:t>
+      </w:r>
+    </w:p>
+    <w:p>
+      <w:pPr>
+        <w:pStyle w:val="NormalWeb"/>
+        <w:rPr>
+          <w:rFonts w:ascii="Palatino Linotype" w:hAnsi="Palatino Linotype" w:cs="Palatino Linotype"/>
+          <w:sz w:val="32"/>
+          <w:szCs w:val="32"/>
+        </w:rPr>
+      </w:pPr>
+      <w:r>
+        <w:rPr>
+          <w:rFonts w:ascii="Palatino Linotype" w:hAnsi="Palatino Linotype" w:cs="Palatino Linotype"/>
+          <w:sz w:val="32"/>
+          <w:szCs w:val="32"/>
+        </w:rPr>
+        <w:t xml:space="preserve">Lorsque mon armée approcha de la zone frontalière, nous n'avons en effet repéré qu'un groupe d'une vingtaine de Rois-Serpents, conformément au rapport. Ils semblaient plutôt « timides » face à notre force. J'ai ordonné à une centaine de soldats d'engager le combat. La bataille fut rapide et nous avons clairement pris le dessus. Cette horde de serpents, après quelques faibles attaques, a commencé à battre en retraite tout en </w:t>
+      </w:r>
+      <w:r>
+        <w:rPr>
+          <w:rFonts w:ascii="Palatino Linotype" w:hAnsi="Palatino Linotype" w:cs="Palatino Linotype"/>
+          <w:sz w:val="32"/>
+          <w:szCs w:val="32"/>
+        </w:rPr>
+        <w:lastRenderedPageBreak/>
+        <w:t>combattant, se dirigeant rapidement vers les montagnes sous-marines escarpées.</w:t>
+      </w:r>
+    </w:p>
+    <w:p>
+      <w:pPr>
+        <w:pStyle w:val="NormalWeb"/>
+        <w:rPr>
+          <w:rFonts w:ascii="Palatino Linotype" w:hAnsi="Palatino Linotype" w:cs="Palatino Linotype"/>
+          <w:sz w:val="32"/>
+          <w:szCs w:val="32"/>
+        </w:rPr>
+      </w:pPr>
+      <w:r>
+        <w:rPr>
+          <w:rFonts w:ascii="Palatino Linotype" w:hAnsi="Palatino Linotype" w:cs="Palatino Linotype"/>
+          <w:sz w:val="32"/>
+          <w:szCs w:val="32"/>
+        </w:rPr>
+        <w:t xml:space="preserve">Le problème était que la vitesse des Rois-Serpents, lorsqu'ils voulaient vraiment fuir, était redoutable. La plupart de mes soldats, bien que courageux, peinaient à les rattraper sur le terrain complexe des fonds marins. Seul un petit nombre, dont moi-même et une trentaine des guerriers les plus d'élite, ceux dotés d'une forte force spirituelle ou de compétences de nage exceptionnelles, pouvions atteindre une vitesse </w:t>
+      </w:r>
+      <w:r>
+        <w:rPr>
+          <w:rFonts w:ascii="Palatino Linotype" w:hAnsi="Palatino Linotype" w:cs="Palatino Linotype"/>
+          <w:sz w:val="32"/>
+          <w:szCs w:val="32"/>
+        </w:rPr>
+        <w:lastRenderedPageBreak/>
+        <w:t>comparable ou légèrement supérieure à la leur.</w:t>
+      </w:r>
+    </w:p>
+    <w:p>
+      <w:pPr>
+        <w:pStyle w:val="NormalWeb"/>
+        <w:rPr>
+          <w:rFonts w:ascii="Palatino Linotype" w:hAnsi="Palatino Linotype" w:cs="Palatino Linotype"/>
+          <w:sz w:val="32"/>
+          <w:szCs w:val="32"/>
+        </w:rPr>
+      </w:pPr>
+      <w:r>
+        <w:rPr>
+          <w:rFonts w:ascii="Palatino Linotype" w:hAnsi="Palatino Linotype" w:cs="Palatino Linotype"/>
+          <w:sz w:val="32"/>
+          <w:szCs w:val="32"/>
+        </w:rPr>
+        <w:t xml:space="preserve">En voyant les serpents tenter de s'échapper, et ne voulant pas manquer l'occasion de les anéantir, une certaine précipitation s'est emparée de moi. Bien que je susse qu'il était dangereux de détacher un petit groupe pour la poursuite, je ne voyais pas d'autre plan viable pour les empêcher de fuir et de se regrouper. J'ai donc pris une décision : je mènerais personnellement ce groupe de trente hommes les plus rapides pour poursuivre ce groupe de </w:t>
+      </w:r>
+      <w:r>
+        <w:rPr>
+          <w:rFonts w:ascii="Palatino Linotype" w:hAnsi="Palatino Linotype" w:cs="Palatino Linotype"/>
+          <w:sz w:val="32"/>
+          <w:szCs w:val="32"/>
+        </w:rPr>
+        <w:lastRenderedPageBreak/>
+        <w:t>serpents, tandis que le reste du corps d'armée suivrait en soutien.</w:t>
       </w:r>
     </w:p>
     <w:p>
@@ -4786,7 +4762,6 @@
           <w:sz w:val="32"/>
           <w:szCs w:val="32"/>
         </w:rPr>
-        <w:lastRenderedPageBreak/>
         <w:t>Ce groupe de près de vingt Rois-Serpents n'était en fait qu'un appât. Ils ont réussi à attirer notre petit groupe, y compris moi-même, de plus en plus profondément dans une gorge sombre et étroite entre les montagnes sous-marines. Le terrain y était extrêmement périlleux, avec d'innombrables grottes et recoins, un endroit idéal pour une embuscade.</w:t>
       </w:r>
     </w:p>
@@ -4805,115 +4780,115 @@
           <w:sz w:val="32"/>
           <w:szCs w:val="32"/>
         </w:rPr>
-        <w:t xml:space="preserve">À peine étions-nous arrivés au milieu de la gorge que des bruits éclatèrent de toutes parts. Des grottes, de l'ombre des falaises, des centaines d'autres Rois-Serpents surgirent simultanément, bloquant toutes les </w:t>
-      </w:r>
-      <w:r>
-        <w:rPr>
-          <w:rFonts w:ascii="Palatino Linotype" w:hAnsi="Palatino Linotype" w:cs="Palatino Linotype"/>
-          <w:sz w:val="32"/>
-          <w:szCs w:val="32"/>
-        </w:rPr>
-        <w:lastRenderedPageBreak/>
-        <w:t>issues. Leur nombre était bien plus important que ce que nous avions imaginé – il devait y en avoir plus de deux cents. Nous étions complètement tombés dans le piège.</w:t>
-      </w:r>
-    </w:p>
-    <w:p>
-      <w:pPr>
-        <w:pStyle w:val="NormalWeb"/>
-        <w:rPr>
-          <w:rFonts w:ascii="Palatino Linotype" w:hAnsi="Palatino Linotype" w:cs="Palatino Linotype"/>
-          <w:sz w:val="32"/>
-          <w:szCs w:val="32"/>
-        </w:rPr>
-      </w:pPr>
-      <w:r>
-        <w:rPr>
-          <w:rFonts w:ascii="Palatino Linotype" w:hAnsi="Palatino Linotype" w:cs="Palatino Linotype"/>
-          <w:sz w:val="32"/>
-          <w:szCs w:val="32"/>
-        </w:rPr>
-        <w:t>À ce moment-là, le suzerain à l'écaille sang-de-bœuf, que nous n'avions aperçu que de loin, se montra enfin. Il était plus grand que n'importe quel Roi-Serpent que j'aie jamais vu, ses yeux rouge sang me fixaient, porteurs d'une soif de sang et d'une férocité à glacer le sang.</w:t>
-      </w:r>
-    </w:p>
-    <w:p>
-      <w:pPr>
-        <w:pStyle w:val="NormalWeb"/>
-        <w:rPr>
-          <w:rFonts w:ascii="Palatino Linotype" w:hAnsi="Palatino Linotype" w:cs="Palatino Linotype"/>
-          <w:sz w:val="32"/>
-          <w:szCs w:val="32"/>
-        </w:rPr>
-      </w:pPr>
-      <w:r>
-        <w:rPr>
-          <w:rFonts w:ascii="Palatino Linotype" w:hAnsi="Palatino Linotype" w:cs="Palatino Linotype"/>
-          <w:sz w:val="32"/>
-          <w:szCs w:val="32"/>
-        </w:rPr>
-        <w:t xml:space="preserve">Mes trente courageux guerriers, bien que sachant être tombés dans un </w:t>
-      </w:r>
-      <w:r>
-        <w:rPr>
-          <w:rFonts w:ascii="Palatino Linotype" w:hAnsi="Palatino Linotype" w:cs="Palatino Linotype"/>
-          <w:sz w:val="32"/>
-          <w:szCs w:val="32"/>
-        </w:rPr>
-        <w:lastRenderedPageBreak/>
-        <w:t>piège mortel, ne flanchèrent pas. Ils resserrèrent immédiatement leur formation autour de moi, se préparant pour la bataille finale. Mais le rapport de force était trop inégal.</w:t>
-      </w:r>
-    </w:p>
-    <w:p>
-      <w:pPr>
-        <w:pStyle w:val="NormalWeb"/>
-        <w:rPr>
-          <w:rFonts w:ascii="Palatino Linotype" w:hAnsi="Palatino Linotype" w:cs="Palatino Linotype"/>
-          <w:sz w:val="32"/>
-          <w:szCs w:val="32"/>
-        </w:rPr>
-      </w:pPr>
-      <w:r>
-        <w:rPr>
-          <w:rFonts w:ascii="Palatino Linotype" w:hAnsi="Palatino Linotype" w:cs="Palatino Linotype"/>
-          <w:sz w:val="32"/>
-          <w:szCs w:val="32"/>
-        </w:rPr>
-        <w:t xml:space="preserve">Le suzerain semblait ne viser que moi. Il poussa un rugissement qui fit trembler les fonds marins, puis fonça sur moi comme une flèche. J'ai combattu avec toute ma force et ma force spirituelle. L'épée de mer dans ma main s'abattit sur ses écailles dures comme la pierre, faisant jaillir des étincelles dans l'eau trouble. L'armure offerte par mon Père le Roi, consacrée par sa force spirituelle, m'a </w:t>
-      </w:r>
-      <w:r>
-        <w:rPr>
-          <w:rFonts w:ascii="Palatino Linotype" w:hAnsi="Palatino Linotype" w:cs="Palatino Linotype"/>
-          <w:sz w:val="32"/>
-          <w:szCs w:val="32"/>
-        </w:rPr>
-        <w:lastRenderedPageBreak/>
-        <w:t>aidé à parer de nombreux coups de queue et des morsures venimeuses. Je l'ai blessé à plusieurs endroits, son sang noir commençait à se répandre.</w:t>
-      </w:r>
-    </w:p>
-    <w:p>
-      <w:pPr>
-        <w:pStyle w:val="NormalWeb"/>
-        <w:rPr>
-          <w:rFonts w:ascii="Palatino Linotype" w:hAnsi="Palatino Linotype" w:cs="Palatino Linotype"/>
-          <w:sz w:val="32"/>
-          <w:szCs w:val="32"/>
-        </w:rPr>
-      </w:pPr>
-      <w:r>
-        <w:rPr>
-          <w:rFonts w:ascii="Palatino Linotype" w:hAnsi="Palatino Linotype" w:cs="Palatino Linotype"/>
-          <w:sz w:val="32"/>
-          <w:szCs w:val="32"/>
-        </w:rPr>
-        <w:t xml:space="preserve">Mais il était trop fort, trop résistant, et le soutien de sa horde était écrasant. Dans un moment d'inattention, alors que j'essayais de parer une attaque pour un guerrier fidèle attaqué par un autre serpent par derrière, le suzerain a saisi sa chance. Il lança un coup de queue d'une puissance extrême, me projetant violemment contre la paroi rocheuse acérée. L'armure ne se brisa pas, mais le choc me laissa étourdi. Et avant que j'aie </w:t>
-      </w:r>
-      <w:r>
-        <w:rPr>
-          <w:rFonts w:ascii="Palatino Linotype" w:hAnsi="Palatino Linotype" w:cs="Palatino Linotype"/>
-          <w:sz w:val="32"/>
-          <w:szCs w:val="32"/>
-        </w:rPr>
-        <w:lastRenderedPageBreak/>
-        <w:t>pu reprendre mes esprits, sa mâchoire gigantesque, avec ses longs crocs acérés, s'était refermée sur moi.</w:t>
+        <w:t xml:space="preserve">À peine étions-nous arrivés au milieu de la gorge que des bruits éclatèrent </w:t>
+      </w:r>
+      <w:r>
+        <w:rPr>
+          <w:rFonts w:ascii="Palatino Linotype" w:hAnsi="Palatino Linotype" w:cs="Palatino Linotype"/>
+          <w:sz w:val="32"/>
+          <w:szCs w:val="32"/>
+        </w:rPr>
+        <w:lastRenderedPageBreak/>
+        <w:t>de toutes parts. Des grottes, de l'ombre des falaises, des centaines d'autres Rois-Serpents surgirent simultanément, bloquant toutes les issues. Leur nombre était bien plus important que ce que nous avions imaginé – il devait y en avoir plus de deux cents. Nous étions complètement tombés dans le piège.</w:t>
+      </w:r>
+    </w:p>
+    <w:p>
+      <w:pPr>
+        <w:pStyle w:val="NormalWeb"/>
+        <w:rPr>
+          <w:rFonts w:ascii="Palatino Linotype" w:hAnsi="Palatino Linotype" w:cs="Palatino Linotype"/>
+          <w:sz w:val="32"/>
+          <w:szCs w:val="32"/>
+        </w:rPr>
+      </w:pPr>
+      <w:r>
+        <w:rPr>
+          <w:rFonts w:ascii="Palatino Linotype" w:hAnsi="Palatino Linotype" w:cs="Palatino Linotype"/>
+          <w:sz w:val="32"/>
+          <w:szCs w:val="32"/>
+        </w:rPr>
+        <w:t xml:space="preserve">À ce moment-là, le suzerain à l'écaille sang-de-bœuf, que nous n'avions aperçu que de loin, se montra enfin. Il était plus grand que n'importe quel Roi-Serpent que j'aie jamais vu, ses yeux rouge sang me fixaient, porteurs </w:t>
+      </w:r>
+      <w:r>
+        <w:rPr>
+          <w:rFonts w:ascii="Palatino Linotype" w:hAnsi="Palatino Linotype" w:cs="Palatino Linotype"/>
+          <w:sz w:val="32"/>
+          <w:szCs w:val="32"/>
+        </w:rPr>
+        <w:lastRenderedPageBreak/>
+        <w:t>d'une soif de sang et d'une férocité à glacer le sang.</w:t>
+      </w:r>
+    </w:p>
+    <w:p>
+      <w:pPr>
+        <w:pStyle w:val="NormalWeb"/>
+        <w:rPr>
+          <w:rFonts w:ascii="Palatino Linotype" w:hAnsi="Palatino Linotype" w:cs="Palatino Linotype"/>
+          <w:sz w:val="32"/>
+          <w:szCs w:val="32"/>
+        </w:rPr>
+      </w:pPr>
+      <w:r>
+        <w:rPr>
+          <w:rFonts w:ascii="Palatino Linotype" w:hAnsi="Palatino Linotype" w:cs="Palatino Linotype"/>
+          <w:sz w:val="32"/>
+          <w:szCs w:val="32"/>
+        </w:rPr>
+        <w:t>Mes trente courageux guerriers, bien que sachant être tombés dans un piège mortel, ne flanchèrent pas. Ils resserrèrent immédiatement leur formation autour de moi, se préparant pour la bataille finale. Mais le rapport de force était trop inégal.</w:t>
+      </w:r>
+    </w:p>
+    <w:p>
+      <w:pPr>
+        <w:pStyle w:val="NormalWeb"/>
+        <w:rPr>
+          <w:rFonts w:ascii="Palatino Linotype" w:hAnsi="Palatino Linotype" w:cs="Palatino Linotype"/>
+          <w:sz w:val="32"/>
+          <w:szCs w:val="32"/>
+        </w:rPr>
+      </w:pPr>
+      <w:r>
+        <w:rPr>
+          <w:rFonts w:ascii="Palatino Linotype" w:hAnsi="Palatino Linotype" w:cs="Palatino Linotype"/>
+          <w:sz w:val="32"/>
+          <w:szCs w:val="32"/>
+        </w:rPr>
+        <w:t xml:space="preserve">Le suzerain semblait ne viser que moi. Il poussa un rugissement qui fit trembler les fonds marins, puis fonça sur moi comme une flèche. J'ai combattu avec toute ma force et ma force spirituelle. L'épée de mer dans </w:t>
+      </w:r>
+      <w:r>
+        <w:rPr>
+          <w:rFonts w:ascii="Palatino Linotype" w:hAnsi="Palatino Linotype" w:cs="Palatino Linotype"/>
+          <w:sz w:val="32"/>
+          <w:szCs w:val="32"/>
+        </w:rPr>
+        <w:lastRenderedPageBreak/>
+        <w:t>ma main s'abattit sur ses écailles dures comme la pierre, faisant jaillir des étincelles dans l'eau trouble. L'armure offerte par mon Père le Roi, consacrée par sa force spirituelle, m'a aidé à parer de nombreux coups de queue et des morsures venimeuses. Je l'ai blessé à plusieurs endroits, son sang noir commençait à se répandre.</w:t>
+      </w:r>
+    </w:p>
+    <w:p>
+      <w:pPr>
+        <w:pStyle w:val="NormalWeb"/>
+        <w:rPr>
+          <w:rFonts w:ascii="Palatino Linotype" w:hAnsi="Palatino Linotype" w:cs="Palatino Linotype"/>
+          <w:sz w:val="32"/>
+          <w:szCs w:val="32"/>
+        </w:rPr>
+      </w:pPr>
+      <w:r>
+        <w:rPr>
+          <w:rFonts w:ascii="Palatino Linotype" w:hAnsi="Palatino Linotype" w:cs="Palatino Linotype"/>
+          <w:sz w:val="32"/>
+          <w:szCs w:val="32"/>
+        </w:rPr>
+        <w:t xml:space="preserve">Mais il était trop fort, trop résistant, et le soutien de sa horde était écrasant. Dans un moment d'inattention, alors que j'essayais de parer une attaque pour un guerrier fidèle attaqué par un autre serpent par derrière, le suzerain a saisi sa chance. Il lança un </w:t>
+      </w:r>
+      <w:r>
+        <w:rPr>
+          <w:rFonts w:ascii="Palatino Linotype" w:hAnsi="Palatino Linotype" w:cs="Palatino Linotype"/>
+          <w:sz w:val="32"/>
+          <w:szCs w:val="32"/>
+        </w:rPr>
+        <w:lastRenderedPageBreak/>
+        <w:t>coup de queue d'une puissance extrême, me projetant violemment contre la paroi rocheuse acérée. L'armure ne se brisa pas, mais le choc me laissa étourdi. Et avant que j'aie pu reprendre mes esprits, sa mâchoire gigantesque, avec ses longs crocs acérés, s'était refermée sur moi.</w:t>
       </w:r>
     </w:p>
     <w:p>
@@ -4949,115 +4924,116 @@
           <w:sz w:val="32"/>
           <w:szCs w:val="32"/>
         </w:rPr>
-        <w:t xml:space="preserve">Avant que ma conscience ne s'éteigne complètement, je pouvais encore sentir le chaos autour de moi. Bien que grièvement blessé par le coup de </w:t>
-      </w:r>
-      <w:r>
-        <w:rPr>
-          <w:rFonts w:ascii="Palatino Linotype" w:hAnsi="Palatino Linotype" w:cs="Palatino Linotype"/>
-          <w:sz w:val="32"/>
-          <w:szCs w:val="32"/>
-        </w:rPr>
-        <w:lastRenderedPageBreak/>
-        <w:t>queue du suzerain et pris dans sa gueule, je n'étais pas encore tout à fait mort. Quelques-uns de mes trente courageux guerriers, peut-être moins de dix, se battaient encore désespérément, essayant de former un dernier petit cercle autour de moi, bien qu'ils fussent eux-mêmes couverts de blessures. Le rugissement de la horde de Rois-Serpents, le faible cliquetis des armes, les cris de douleur des derniers survivants... tout se fondait en un son chaotique et assourdissant.</w:t>
-      </w:r>
-    </w:p>
-    <w:p>
-      <w:pPr>
-        <w:pStyle w:val="NormalWeb"/>
-        <w:rPr>
-          <w:rFonts w:ascii="Palatino Linotype" w:hAnsi="Palatino Linotype" w:cs="Palatino Linotype"/>
-          <w:sz w:val="32"/>
-          <w:szCs w:val="32"/>
-        </w:rPr>
-      </w:pPr>
-      <w:r>
-        <w:rPr>
-          <w:rFonts w:ascii="Palatino Linotype" w:hAnsi="Palatino Linotype" w:cs="Palatino Linotype"/>
-          <w:sz w:val="32"/>
-          <w:szCs w:val="32"/>
-        </w:rPr>
-        <w:t xml:space="preserve">C'est à ce moment critique, alors que nous étions presque complètement </w:t>
-      </w:r>
-      <w:r>
-        <w:rPr>
-          <w:rFonts w:ascii="Palatino Linotype" w:hAnsi="Palatino Linotype" w:cs="Palatino Linotype"/>
-          <w:sz w:val="32"/>
-          <w:szCs w:val="32"/>
-        </w:rPr>
-        <w:lastRenderedPageBreak/>
-        <w:t>épuisés, que le reste de notre corps d'armée, plus de quatre cents soldats, atteignit enfin l'entrée de la gorge. Peut-être avaient-ils entendu le bruit des combats acharnés, ou senti que quelque chose n'allait pas. En voyant notre situation, en me voyant, leur prince, grièvement blessé mais encore faiblement en vie, encerclé par des centaines de monstres, ils n'hésitèrent pas à se lancer à notre secours, dans l'espoir fragile de pouvoir nous libérer.</w:t>
-      </w:r>
-    </w:p>
-    <w:p>
-      <w:pPr>
-        <w:pStyle w:val="NormalWeb"/>
-        <w:rPr>
-          <w:rFonts w:ascii="Palatino Linotype" w:hAnsi="Palatino Linotype" w:cs="Palatino Linotype"/>
-          <w:sz w:val="32"/>
-          <w:szCs w:val="32"/>
-        </w:rPr>
-      </w:pPr>
-      <w:r>
-        <w:rPr>
-          <w:rFonts w:ascii="Palatino Linotype" w:hAnsi="Palatino Linotype" w:cs="Palatino Linotype"/>
-          <w:sz w:val="32"/>
-          <w:szCs w:val="32"/>
-        </w:rPr>
-        <w:t xml:space="preserve">Mais ce fut vraiment un effort désespéré. Non seulement ils ne purent briser le cercle dense de la </w:t>
-      </w:r>
-      <w:r>
-        <w:rPr>
-          <w:rFonts w:ascii="Palatino Linotype" w:hAnsi="Palatino Linotype" w:cs="Palatino Linotype"/>
-          <w:sz w:val="32"/>
-          <w:szCs w:val="32"/>
-        </w:rPr>
-        <w:lastRenderedPageBreak/>
-        <w:t>horde de Rois-Serpents en pleine frénésie meurtrière, mais ils furent eux-mêmes entraînés dans une bataille inégale. Je n'eus que le temps de voir mes fidèles soldats se battre et tomber, avant que le suzerain, d'une dernière étreinte fatale, ne mette fin à ma vie.</w:t>
-      </w:r>
-    </w:p>
-    <w:p>
-      <w:pPr>
-        <w:pStyle w:val="NormalWeb"/>
-        <w:rPr>
-          <w:rFonts w:ascii="Palatino Linotype" w:hAnsi="Palatino Linotype" w:cs="Palatino Linotype"/>
-          <w:sz w:val="32"/>
-          <w:szCs w:val="32"/>
-        </w:rPr>
-      </w:pPr>
-      <w:r>
-        <w:rPr>
-          <w:rFonts w:ascii="Palatino Linotype" w:hAnsi="Palatino Linotype" w:cs="Palatino Linotype"/>
-          <w:sz w:val="32"/>
-          <w:szCs w:val="32"/>
-        </w:rPr>
-        <w:t xml:space="preserve">Finalement, il ne resta qu'une cinquantaine d'hommes de toute l'armée de secours, des guerriers épuisés et couverts de blessures, qui parvinrent à s'échapper de ce cercle mortel, rapportant la nouvelle tragique de mon sacrifice et de la </w:t>
-      </w:r>
-      <w:r>
-        <w:rPr>
-          <w:rFonts w:ascii="Palatino Linotype" w:hAnsi="Palatino Linotype" w:cs="Palatino Linotype"/>
-          <w:sz w:val="32"/>
-          <w:szCs w:val="32"/>
-        </w:rPr>
-        <w:lastRenderedPageBreak/>
-        <w:t>perte de la quasi-totalité de notre armée d'élite au royaume.</w:t>
-      </w:r>
-    </w:p>
-    <w:p>
-      <w:pPr>
-        <w:pStyle w:val="NormalWeb"/>
-        <w:rPr>
-          <w:rFonts w:ascii="Palatino Linotype" w:hAnsi="Palatino Linotype" w:cs="Palatino Linotype"/>
-          <w:sz w:val="32"/>
-          <w:szCs w:val="32"/>
-        </w:rPr>
-      </w:pPr>
-      <w:r>
-        <w:rPr>
-          <w:rFonts w:ascii="Palatino Linotype" w:hAnsi="Palatino Linotype" w:cs="Palatino Linotype"/>
-          <w:sz w:val="32"/>
-          <w:szCs w:val="32"/>
-        </w:rPr>
-        <w:t>Ce n'est que bien plus tard, lorsque mon œil céleste s'est ouvert dans ma vie actuelle, que j'ai appris un autre détail tragique. La jeune fille du peuple du Corail que j'aimais, après avoir appris que j'étais mort au combat, a pleuré sans cesse pendant trois jours et trois nuits. Et puis, dans le désespoir le plus total, elle s'est donné la mort, avec le souhait ardent de pouvoir être unie à moi dans une prochaine vie...</w:t>
+        <w:lastRenderedPageBreak/>
+        <w:t xml:space="preserve">Avant que ma conscience ne s'éteigne complètement, je pouvais encore sentir le chaos autour de moi. Bien que grièvement blessé par le coup de queue du suzerain et pris dans sa gueule, je n'étais pas encore tout à fait mort. Quelques-uns de mes trente courageux guerriers, peut-être moins de dix, se battaient encore désespérément, essayant de former un dernier petit cercle autour de moi, bien qu'ils fussent eux-mêmes couverts de blessures. Le rugissement de la horde de Rois-Serpents, le faible cliquetis des armes, les cris de douleur des derniers survivants... </w:t>
+      </w:r>
+      <w:r>
+        <w:rPr>
+          <w:rFonts w:ascii="Palatino Linotype" w:hAnsi="Palatino Linotype" w:cs="Palatino Linotype"/>
+          <w:sz w:val="32"/>
+          <w:szCs w:val="32"/>
+        </w:rPr>
+        <w:lastRenderedPageBreak/>
+        <w:t>tout se fondait en un son chaotique et assourdissant.</w:t>
+      </w:r>
+    </w:p>
+    <w:p>
+      <w:pPr>
+        <w:pStyle w:val="NormalWeb"/>
+        <w:rPr>
+          <w:rFonts w:ascii="Palatino Linotype" w:hAnsi="Palatino Linotype" w:cs="Palatino Linotype"/>
+          <w:sz w:val="32"/>
+          <w:szCs w:val="32"/>
+        </w:rPr>
+      </w:pPr>
+      <w:r>
+        <w:rPr>
+          <w:rFonts w:ascii="Palatino Linotype" w:hAnsi="Palatino Linotype" w:cs="Palatino Linotype"/>
+          <w:sz w:val="32"/>
+          <w:szCs w:val="32"/>
+        </w:rPr>
+        <w:t xml:space="preserve">C'est à ce moment critique, alors que nous étions presque complètement épuisés, que le reste de notre corps d'armée, plus de quatre cents soldats, atteignit enfin l'entrée de la gorge. Peut-être avaient-ils entendu le bruit des combats acharnés, ou senti que quelque chose n'allait pas. En voyant notre situation, en me voyant, leur prince, grièvement blessé mais encore faiblement en vie, encerclé par des centaines de monstres, ils n'hésitèrent pas à se lancer à notre secours, dans </w:t>
+      </w:r>
+      <w:r>
+        <w:rPr>
+          <w:rFonts w:ascii="Palatino Linotype" w:hAnsi="Palatino Linotype" w:cs="Palatino Linotype"/>
+          <w:sz w:val="32"/>
+          <w:szCs w:val="32"/>
+        </w:rPr>
+        <w:lastRenderedPageBreak/>
+        <w:t>l'espoir fragile de pouvoir nous libérer.</w:t>
+      </w:r>
+    </w:p>
+    <w:p>
+      <w:pPr>
+        <w:pStyle w:val="NormalWeb"/>
+        <w:rPr>
+          <w:rFonts w:ascii="Palatino Linotype" w:hAnsi="Palatino Linotype" w:cs="Palatino Linotype"/>
+          <w:sz w:val="32"/>
+          <w:szCs w:val="32"/>
+        </w:rPr>
+      </w:pPr>
+      <w:r>
+        <w:rPr>
+          <w:rFonts w:ascii="Palatino Linotype" w:hAnsi="Palatino Linotype" w:cs="Palatino Linotype"/>
+          <w:sz w:val="32"/>
+          <w:szCs w:val="32"/>
+        </w:rPr>
+        <w:t>Mais ce fut vraiment un effort désespéré. Non seulement ils ne purent briser le cercle dense de la horde de Rois-Serpents en pleine frénésie meurtrière, mais ils furent eux-mêmes entraînés dans une bataille inégale. Je n'eus que le temps de voir mes fidèles soldats se battre et tomber, avant que le suzerain, d'une dernière étreinte fatale, ne mette fin à ma vie.</w:t>
+      </w:r>
+    </w:p>
+    <w:p>
+      <w:pPr>
+        <w:pStyle w:val="NormalWeb"/>
+        <w:rPr>
+          <w:rFonts w:ascii="Palatino Linotype" w:hAnsi="Palatino Linotype" w:cs="Palatino Linotype"/>
+          <w:sz w:val="32"/>
+          <w:szCs w:val="32"/>
+        </w:rPr>
+      </w:pPr>
+      <w:r>
+        <w:rPr>
+          <w:rFonts w:ascii="Palatino Linotype" w:hAnsi="Palatino Linotype" w:cs="Palatino Linotype"/>
+          <w:sz w:val="32"/>
+          <w:szCs w:val="32"/>
+        </w:rPr>
+        <w:t xml:space="preserve">Finalement, il ne resta qu'une cinquantaine d'hommes de toute </w:t>
+      </w:r>
+      <w:r>
+        <w:rPr>
+          <w:rFonts w:ascii="Palatino Linotype" w:hAnsi="Palatino Linotype" w:cs="Palatino Linotype"/>
+          <w:sz w:val="32"/>
+          <w:szCs w:val="32"/>
+        </w:rPr>
+        <w:lastRenderedPageBreak/>
+        <w:t>l'armée de secours, des guerriers épuisés et couverts de blessures, qui parvinrent à s'échapper de ce cercle mortel, rapportant la nouvelle tragique de mon sacrifice et de la perte de la quasi-totalité de notre armée d'élite au royaume.</w:t>
+      </w:r>
+    </w:p>
+    <w:p>
+      <w:pPr>
+        <w:pStyle w:val="NormalWeb"/>
+        <w:rPr>
+          <w:rFonts w:ascii="Palatino Linotype" w:hAnsi="Palatino Linotype" w:cs="Palatino Linotype"/>
+          <w:sz w:val="32"/>
+          <w:szCs w:val="32"/>
+        </w:rPr>
+      </w:pPr>
+      <w:r>
+        <w:rPr>
+          <w:rFonts w:ascii="Palatino Linotype" w:hAnsi="Palatino Linotype" w:cs="Palatino Linotype"/>
+          <w:sz w:val="32"/>
+          <w:szCs w:val="32"/>
+        </w:rPr>
+        <w:t xml:space="preserve">Ce n'est que bien plus tard, lorsque mon œil céleste s'est ouvert dans ma vie actuelle, que j'ai appris un autre détail tragique. La jeune fille du peuple du Corail que j'aimais, après avoir appris que j'étais mort au combat, a pleuré sans cesse pendant trois jours et trois nuits. Et puis, dans le désespoir le plus total, elle s'est </w:t>
+      </w:r>
+      <w:r>
+        <w:rPr>
+          <w:rFonts w:ascii="Palatino Linotype" w:hAnsi="Palatino Linotype" w:cs="Palatino Linotype"/>
+          <w:sz w:val="32"/>
+          <w:szCs w:val="32"/>
+        </w:rPr>
+        <w:lastRenderedPageBreak/>
+        <w:t>donné la mort, avec le souhait ardent de pouvoir être unie à moi dans une prochaine vie...</w:t>
       </w:r>
     </w:p>
     <w:p>
@@ -5088,7 +5064,6 @@
           <w:sz w:val="24"/>
           <w:szCs w:val="24"/>
         </w:rPr>
-        <w:lastRenderedPageBreak/>
         <w:t>*  *  *</w:t>
       </w:r>
     </w:p>
@@ -25772,6 +25747,51 @@
     <w:p>
       <w:pPr>
         <w:pStyle w:val="NormalWeb"/>
+        <w:rPr>
+          <w:rFonts w:ascii="Palatino Linotype" w:hAnsi="Palatino Linotype" w:cs="Palatino Linotype"/>
+          <w:sz w:val="32"/>
+          <w:szCs w:val="32"/>
+        </w:rPr>
+      </w:pPr>
+      <w:r>
+        <w:rPr>
+          <w:rFonts w:ascii="Palatino Linotype" w:hAnsi="Palatino Linotype" w:cs="Palatino Linotype"/>
+          <w:sz w:val="32"/>
+          <w:szCs w:val="32"/>
+        </w:rPr>
+        <w:t xml:space="preserve">– </w:t>
+      </w:r>
+      <w:r>
+        <w:rPr>
+          <w:rFonts w:ascii="Palatino Linotype" w:hAnsi="Palatino Linotype" w:cs="Palatino Linotype"/>
+          <w:i/>
+          <w:sz w:val="32"/>
+          <w:szCs w:val="32"/>
+        </w:rPr>
+        <w:t>L’Univers Au-Delà Du Big Bang</w:t>
+      </w:r>
+      <w:r>
+        <w:rPr>
+          <w:rFonts w:ascii="Palatino Linotype" w:hAnsi="Palatino Linotype" w:cs="Palatino Linotype"/>
+          <w:sz w:val="32"/>
+          <w:szCs w:val="32"/>
+        </w:rPr>
+        <w:t xml:space="preserve"> (The Universe Beyond The Big Bang)</w:t>
+      </w:r>
+    </w:p>
+    <w:p>
+      <w:pPr>
+        <w:pStyle w:val="NormalWeb"/>
+        <w:rPr>
+          <w:rFonts w:ascii="Palatino Linotype" w:hAnsi="Palatino Linotype" w:cs="Palatino Linotype"/>
+          <w:sz w:val="32"/>
+          <w:szCs w:val="32"/>
+        </w:rPr>
+      </w:pPr>
+    </w:p>
+    <w:p>
+      <w:pPr>
+        <w:pStyle w:val="NormalWeb"/>
         <w:pBdr>
           <w:bottom w:val="single" w:sz="4" w:space="0" w:color="auto"/>
         </w:pBdr>
@@ -25796,6 +25816,7 @@
           <w:sz w:val="32"/>
           <w:szCs w:val="32"/>
         </w:rPr>
+        <w:lastRenderedPageBreak/>
         <w:br w:type="page"/>
       </w:r>
     </w:p>
@@ -25938,7 +25959,7 @@
             <w:sz w:val="24"/>
             <w:szCs w:val="24"/>
           </w:rPr>
-          <w:t>143</w:t>
+          <w:t>142</w:t>
         </w:r>
         <w:r>
           <w:rPr>
